--- a/원고/1부/러시아어_컨설턴트_13아크.docx
+++ b/원고/1부/러시아어_컨설턴트_13아크.docx
@@ -954,6 +954,42 @@
           <w:bCs/>
           <w:b/>
         </w:rPr>
+        <w:t xml:space="preserve">Настя:</w:t>
+      </w:r>
+      <w:r>
+        <w:t xml:space="preserve"> </w:t>
+      </w:r>
+      <w:r>
+        <w:t xml:space="preserve">И после этого вы просто отошли в сторону?</w:t>
+      </w:r>
+    </w:p>
+    <w:p>
+      <w:pPr>
+        <w:pStyle w:val="BodyText"/>
+      </w:pPr>
+      <w:r>
+        <w:rPr>
+          <w:bCs/>
+          <w:b/>
+        </w:rPr>
+        <w:t xml:space="preserve">Валерий:</w:t>
+      </w:r>
+      <w:r>
+        <w:t xml:space="preserve"> </w:t>
+      </w:r>
+      <w:r>
+        <w:t xml:space="preserve">А что мне оставалось? Сказал им напоследок: «Не зная броду, не суйся в воду». Не я придумал — деды знали. Вот и сунулись — в чужую реку, даже не глянув, где мель.</w:t>
+      </w:r>
+    </w:p>
+    <w:p>
+      <w:pPr>
+        <w:pStyle w:val="BodyText"/>
+      </w:pPr>
+      <w:r>
+        <w:rPr>
+          <w:bCs/>
+          <w:b/>
+        </w:rPr>
         <w:t xml:space="preserve">Кирилл:</w:t>
       </w:r>
       <w:r>
@@ -1445,6 +1481,24 @@
       </w:r>
       <w:r>
         <w:t xml:space="preserve">위기 대응 방식을 두고 갈립니다.</w:t>
+      </w:r>
+    </w:p>
+    <w:p>
+      <w:pPr>
+        <w:pStyle w:val="BodyText"/>
+      </w:pPr>
+      <w:r>
+        <w:rPr>
+          <w:bCs/>
+          <w:b/>
+        </w:rPr>
+        <w:t xml:space="preserve">Кирилл:</w:t>
+      </w:r>
+      <w:r>
+        <w:t xml:space="preserve"> </w:t>
+      </w:r>
+      <w:r>
+        <w:t xml:space="preserve">(Глядя в окно, с усмешкой) «Русь, куда ж несёшься ты? дай ответ. Не даёт ответа». Гоголь будто про наши двенадцать контейнеров писал — только они никуда не несутся, стоят на Хоргосе третью неделю.</w:t>
       </w:r>
     </w:p>
     <w:p>

--- a/원고/1부/러시아어_컨설턴트_13아크.docx
+++ b/원고/1부/러시아어_컨설턴트_13아크.docx
@@ -5421,6 +5421,222 @@
       </w:r>
       <w:r>
         <w:t xml:space="preserve">Обязательно. Удачи вам, в мире энергетики.</w:t>
+      </w:r>
+    </w:p>
+    <w:p>
+      <w:r>
+        <w:br w:type="page"/>
+      </w:r>
+    </w:p>
+    <w:p>
+      <w:pPr>
+        <w:pStyle w:val="BodyText"/>
+      </w:pPr>
+      <w:r>
+        <w:rPr>
+          <w:b/>
+          <w:bCs/>
+          <w:sz w:val="32"/>
+          <w:szCs w:val="32"/>
+        </w:rPr>
+        <w:t xml:space="preserve">📚 인용 해설 노트 — 13아크</w:t>
+      </w:r>
+    </w:p>
+    <w:p>
+      <w:pPr>
+        <w:pStyle w:val="BodyText"/>
+      </w:pPr>
+      <w:r>
+        <w:rPr/>
+        <w:t xml:space="preserve">이 화에 나온 러시아 고전 인용과 속담의 뜻, 원작 맥락, 쓰인 장면, 실제 대화에서 쓰는 요령을 정리했습니다.</w:t>
+      </w:r>
+    </w:p>
+    <w:p>
+      <w:pPr>
+        <w:pStyle w:val="BodyText"/>
+      </w:pPr>
+      <w:r>
+        <w:rPr>
+          <w:b/>
+          <w:bCs/>
+          <w:sz w:val="24"/>
+          <w:szCs w:val="24"/>
+        </w:rPr>
+        <w:t xml:space="preserve">인용 1 · «Не зная броду, не суйся в воду»</w:t>
+      </w:r>
+    </w:p>
+    <w:p>
+      <w:pPr>
+        <w:pStyle w:val="BodyText"/>
+      </w:pPr>
+      <w:r>
+        <w:rPr>
+          <w:b/>
+          <w:bCs/>
+        </w:rPr>
+        <w:t xml:space="preserve">출전: </w:t>
+      </w:r>
+      <w:r>
+        <w:rPr/>
+        <w:t xml:space="preserve">러시아 속담</w:t>
+      </w:r>
+    </w:p>
+    <w:p>
+      <w:pPr>
+        <w:pStyle w:val="BodyText"/>
+      </w:pPr>
+      <w:r>
+        <w:rPr>
+          <w:b/>
+          <w:bCs/>
+        </w:rPr>
+        <w:t xml:space="preserve">뜻: </w:t>
+      </w:r>
+      <w:r>
+        <w:rPr/>
+        <w:t xml:space="preserve">여울(얕은 곳)을 모르면 물에 들어가지 마라.</w:t>
+      </w:r>
+    </w:p>
+    <w:p>
+      <w:pPr>
+        <w:pStyle w:val="BodyText"/>
+      </w:pPr>
+      <w:r>
+        <w:rPr>
+          <w:b/>
+          <w:bCs/>
+        </w:rPr>
+        <w:t xml:space="preserve">원작·유래: </w:t>
+      </w:r>
+      <w:r>
+        <w:rPr/>
+        <w:t xml:space="preserve">강을 건널 때 얕은 곳을 확인하지 않으면 빠진다는 경험에서 나온 말입니다. 충분히 알아보지 않고 일을 벌이지 말라는 경고입니다.</w:t>
+      </w:r>
+    </w:p>
+    <w:p>
+      <w:pPr>
+        <w:pStyle w:val="BodyText"/>
+      </w:pPr>
+      <w:r>
+        <w:rPr>
+          <w:b/>
+          <w:bCs/>
+        </w:rPr>
+        <w:t xml:space="preserve">이 화에서: </w:t>
+      </w:r>
+      <w:r>
+        <w:rPr/>
+        <w:t xml:space="preserve">베테랑 운영이사 발레리가 검증되지 않은 현지 파트너로 중앙아시아 노선을 급히 연 결정을 두고 씁쓸하게 말합니다.</w:t>
+      </w:r>
+    </w:p>
+    <w:p>
+      <w:pPr>
+        <w:pStyle w:val="BodyText"/>
+      </w:pPr>
+      <w:r>
+        <w:rPr>
+          <w:b/>
+          <w:bCs/>
+        </w:rPr>
+        <w:t xml:space="preserve">대화 활용 팁: </w:t>
+      </w:r>
+      <w:r>
+        <w:rPr/>
+        <w:t xml:space="preserve">신시장 진출, 처음 거래하는 업체, 낯선 규제 환경 앞에서 실사를 권할 때 씁니다. 신중론을 펼 때 설득력이 있습니다.</w:t>
+      </w:r>
+    </w:p>
+    <w:p>
+      <w:pPr>
+        <w:pStyle w:val="BodyText"/>
+      </w:pPr>
+      <w:r>
+        <w:rPr>
+          <w:b/>
+          <w:bCs/>
+          <w:sz w:val="24"/>
+          <w:szCs w:val="24"/>
+        </w:rPr>
+        <w:t xml:space="preserve">인용 2 · «Русь, куда ж несёшься ты? дай ответ. Не даёт ответа»</w:t>
+      </w:r>
+    </w:p>
+    <w:p>
+      <w:pPr>
+        <w:pStyle w:val="BodyText"/>
+      </w:pPr>
+      <w:r>
+        <w:rPr>
+          <w:b/>
+          <w:bCs/>
+        </w:rPr>
+        <w:t xml:space="preserve">출전: </w:t>
+      </w:r>
+      <w:r>
+        <w:rPr/>
+        <w:t xml:space="preserve">니콜라이 고골(Н. В. Гоголь), 『죽은 혼』 1권 마지막 장</w:t>
+      </w:r>
+    </w:p>
+    <w:p>
+      <w:pPr>
+        <w:pStyle w:val="BodyText"/>
+      </w:pPr>
+      <w:r>
+        <w:rPr>
+          <w:b/>
+          <w:bCs/>
+        </w:rPr>
+        <w:t xml:space="preserve">뜻: </w:t>
+      </w:r>
+      <w:r>
+        <w:rPr/>
+        <w:t xml:space="preserve">러시아여, 너는 어디로 질주하느냐? 답하라. 답이 없다.</w:t>
+      </w:r>
+    </w:p>
+    <w:p>
+      <w:pPr>
+        <w:pStyle w:val="BodyText"/>
+      </w:pPr>
+      <w:r>
+        <w:rPr>
+          <w:b/>
+          <w:bCs/>
+        </w:rPr>
+        <w:t xml:space="preserve">원작·유래: </w:t>
+      </w:r>
+      <w:r>
+        <w:rPr/>
+        <w:t xml:space="preserve">질주하는 삼두마차(트로이카)에 러시아의 운명을 빗댄 유명한 결말부입니다. 러시아의 앞날에 대한 경외와 불안이 함께 담겨 있습니다.</w:t>
+      </w:r>
+    </w:p>
+    <w:p>
+      <w:pPr>
+        <w:pStyle w:val="BodyText"/>
+      </w:pPr>
+      <w:r>
+        <w:rPr>
+          <w:b/>
+          <w:bCs/>
+        </w:rPr>
+        <w:t xml:space="preserve">이 화에서: </w:t>
+      </w:r>
+      <w:r>
+        <w:rPr/>
+        <w:t xml:space="preserve">12개 컨테이너가 카자흐스탄 국경 호르고스에서 3주째 묶여 있자 키릴이 창밖을 보며 자조합니다. '질주'와 '멈춤'의 대비가 아이러니입니다.</w:t>
+      </w:r>
+    </w:p>
+    <w:p>
+      <w:pPr>
+        <w:pStyle w:val="BodyText"/>
+      </w:pPr>
+      <w:r>
+        <w:rPr>
+          <w:b/>
+          <w:bCs/>
+        </w:rPr>
+        <w:t xml:space="preserve">대화 활용 팁: </w:t>
+      </w:r>
+      <w:r>
+        <w:rPr/>
+        <w:t xml:space="preserve">거창한 방향성 질문이나 혼란스러운 상황을 유머러스하게 표현할 때 씁니다. 러시아의 국가 운명과 관련된 구절이라 외국인이 진지하게 쓰면 정치적으로 들릴 수 있으니 가볍게 쓰세요.</w:t>
       </w:r>
     </w:p>
     <w:sectPr/>
